--- a/8주차/한국어/게임엔진기초_기말프로젝트노트_템플릿.docx
+++ b/8주차/한국어/게임엔진기초_기말프로젝트노트_템플릿.docx
@@ -28,7 +28,7 @@
           <w:sz w:val="19"/>
           <w:szCs w:val="19"/>
         </w:rPr>
-        <w:t xml:space="preserve">9주차 과제 · 11/9(월) 수업 전 · PDF로 저장해 LMS 9주차 과제란에 제출</w:t>
+        <w:t xml:space="preserve">8주차 과제 · 11/9(월) 수업 전 · PDF로 저장해 LMS 과제란에 제출 · 기말 시연 12/21(월)</w:t>
       </w:r>
     </w:p>
     <w:tbl>
@@ -213,7 +213,7 @@
           <w:sz w:val="18"/>
           <w:szCs w:val="18"/>
         </w:rPr>
-        <w:t xml:space="preserve">중간과 다른 새 게임. 혼자 6주 안에 끝낼 수 있는 크기로.</w:t>
+        <w:t xml:space="preserve">중간과 다른 새 게임. 혼자 6주 안에 끝낼 수 있는 크기로. AI와 함께 만든 내용을 내 말로 고쳐 적습니다.</w:t>
       </w:r>
     </w:p>
     <w:tbl>
@@ -838,7 +838,135 @@
                 <w:sz w:val="19"/>
                 <w:szCs w:val="19"/>
               </w:rPr>
+              <w:t xml:space="preserve">그래픽 스타일 (키워드 3개)</w:t>
+            </w:r>
+          </w:p>
+        </w:tc>
+        <w:tc>
+          <w:tcPr>
+            <w:tcW w:type="dxa" w:w="7238"/>
+            <w:tcBorders>
+              <w:top w:val="single" w:color="B8C0C8" w:sz="4"/>
+              <w:left w:val="single" w:color="B8C0C8" w:sz="4"/>
+              <w:bottom w:val="single" w:color="B8C0C8" w:sz="4"/>
+              <w:right w:val="single" w:color="B8C0C8" w:sz="4"/>
+            </w:tcBorders>
+            <w:tcMar>
+              <w:top w:type="dxa" w:w="60"/>
+              <w:left w:type="dxa" w:w="100"/>
+              <w:bottom w:type="dxa" w:w="60"/>
+              <w:right w:type="dxa" w:w="100"/>
+            </w:tcMar>
+          </w:tcPr>
+          <w:p>
+            <w:r>
+              <w:rPr>
+                <w:rFonts w:ascii="Malgun Gothic" w:cs="Malgun Gothic" w:eastAsia="Malgun Gothic" w:hAnsi="Malgun Gothic"/>
+                <w:b w:val="false"/>
+                <w:bCs w:val="false"/>
+                <w:sz w:val="19"/>
+                <w:szCs w:val="19"/>
+              </w:rPr>
+              <w:t xml:space="preserve"/>
+            </w:r>
+          </w:p>
+        </w:tc>
+      </w:tr>
+      <w:tr>
+        <w:trPr>
+          <w:trHeight w:val="520" w:hRule="atLeast"/>
+        </w:trPr>
+        <w:tc>
+          <w:tcPr>
+            <w:tcW w:type="dxa" w:w="2400"/>
+            <w:tcBorders>
+              <w:top w:val="single" w:color="B8C0C8" w:sz="4"/>
+              <w:left w:val="single" w:color="B8C0C8" w:sz="4"/>
+              <w:bottom w:val="single" w:color="B8C0C8" w:sz="4"/>
+              <w:right w:val="single" w:color="B8C0C8" w:sz="4"/>
+            </w:tcBorders>
+            <w:shd w:fill="F3F5F7" w:color="auto" w:val="clear"/>
+            <w:tcMar>
+              <w:top w:type="dxa" w:w="60"/>
+              <w:left w:type="dxa" w:w="100"/>
+              <w:bottom w:type="dxa" w:w="60"/>
+              <w:right w:type="dxa" w:w="100"/>
+            </w:tcMar>
+          </w:tcPr>
+          <w:p>
+            <w:r>
+              <w:rPr>
+                <w:rFonts w:ascii="Malgun Gothic" w:cs="Malgun Gothic" w:eastAsia="Malgun Gothic" w:hAnsi="Malgun Gothic"/>
+                <w:b/>
+                <w:bCs/>
+                <w:sz w:val="19"/>
+                <w:szCs w:val="19"/>
+              </w:rPr>
               <w:t xml:space="preserve">필요한 에셋</w:t>
+            </w:r>
+          </w:p>
+        </w:tc>
+        <w:tc>
+          <w:tcPr>
+            <w:tcW w:type="dxa" w:w="7238"/>
+            <w:tcBorders>
+              <w:top w:val="single" w:color="B8C0C8" w:sz="4"/>
+              <w:left w:val="single" w:color="B8C0C8" w:sz="4"/>
+              <w:bottom w:val="single" w:color="B8C0C8" w:sz="4"/>
+              <w:right w:val="single" w:color="B8C0C8" w:sz="4"/>
+            </w:tcBorders>
+            <w:tcMar>
+              <w:top w:type="dxa" w:w="60"/>
+              <w:left w:type="dxa" w:w="100"/>
+              <w:bottom w:type="dxa" w:w="60"/>
+              <w:right w:type="dxa" w:w="100"/>
+            </w:tcMar>
+          </w:tcPr>
+          <w:p>
+            <w:r>
+              <w:rPr>
+                <w:rFonts w:ascii="Malgun Gothic" w:cs="Malgun Gothic" w:eastAsia="Malgun Gothic" w:hAnsi="Malgun Gothic"/>
+                <w:b w:val="false"/>
+                <w:bCs w:val="false"/>
+                <w:sz w:val="19"/>
+                <w:szCs w:val="19"/>
+              </w:rPr>
+              <w:t xml:space="preserve"/>
+            </w:r>
+          </w:p>
+        </w:tc>
+      </w:tr>
+      <w:tr>
+        <w:trPr>
+          <w:trHeight w:val="520" w:hRule="atLeast"/>
+        </w:trPr>
+        <w:tc>
+          <w:tcPr>
+            <w:tcW w:type="dxa" w:w="2400"/>
+            <w:tcBorders>
+              <w:top w:val="single" w:color="B8C0C8" w:sz="4"/>
+              <w:left w:val="single" w:color="B8C0C8" w:sz="4"/>
+              <w:bottom w:val="single" w:color="B8C0C8" w:sz="4"/>
+              <w:right w:val="single" w:color="B8C0C8" w:sz="4"/>
+            </w:tcBorders>
+            <w:shd w:fill="F3F5F7" w:color="auto" w:val="clear"/>
+            <w:tcMar>
+              <w:top w:type="dxa" w:w="60"/>
+              <w:left w:type="dxa" w:w="100"/>
+              <w:bottom w:type="dxa" w:w="60"/>
+              <w:right w:type="dxa" w:w="100"/>
+            </w:tcMar>
+          </w:tcPr>
+          <w:p>
+            <w:r>
+              <w:rPr>
+                <w:rFonts w:ascii="Malgun Gothic" w:cs="Malgun Gothic" w:eastAsia="Malgun Gothic" w:hAnsi="Malgun Gothic"/>
+                <w:b/>
+                <w:bCs/>
+                <w:sz w:val="19"/>
+                <w:szCs w:val="19"/>
+              </w:rPr>
+              <w:t xml:space="preserve">이 아이디어를 고른 이유</w:t>
             </w:r>
           </w:p>
         </w:tc>
@@ -2932,7 +3060,7 @@
           <w:sz w:val="18"/>
           <w:szCs w:val="18"/>
         </w:rPr>
-        <w:t xml:space="preserve">2줄 이상. AI 답을 통째로 붙이지 말고 요약. '이해한 내용'은 내 말로. 첫 줄은 예시.</w:t>
+        <w:t xml:space="preserve">3줄 이상 (기획 · 이미지 · 코드 각 1줄). AI 답을 통째로 붙이지 말고 요약. '배운 것'은 내 말로. 첫 줄은 예시.</w:t>
       </w:r>
     </w:p>
     <w:tbl>
@@ -3106,7 +3234,7 @@
                 <w:sz w:val="19"/>
                 <w:szCs w:val="19"/>
               </w:rPr>
-              <w:t xml:space="preserve">이해한 내용 (내 말로)</w:t>
+              <w:t xml:space="preserve">배운 것 (내 말로)</w:t>
             </w:r>
           </w:p>
         </w:tc>
@@ -3167,7 +3295,7 @@
                 <w:sz w:val="19"/>
                 <w:szCs w:val="19"/>
               </w:rPr>
-              <w:t xml:space="preserve">ChatGPT</w:t>
+              <w:t xml:space="preserve">(챗봇)</w:t>
             </w:r>
           </w:p>
         </w:tc>
@@ -3195,7 +3323,7 @@
                 <w:sz w:val="19"/>
                 <w:szCs w:val="19"/>
               </w:rPr>
-              <w:t xml:space="preserve">WASD 이동 스크립트</w:t>
+              <w:t xml:space="preserve">기획 아이디어 5개</w:t>
             </w:r>
           </w:p>
         </w:tc>
@@ -3223,7 +3351,7 @@
                 <w:sz w:val="19"/>
                 <w:szCs w:val="19"/>
               </w:rPr>
-              <w:t xml:space="preserve">velocity → linearVelocity 재요청 · speed 7</w:t>
+              <w:t xml:space="preserve">3번 선택 → 기능 3개로 줄임</w:t>
             </w:r>
           </w:p>
         </w:tc>
@@ -3251,7 +3379,7 @@
                 <w:sz w:val="19"/>
                 <w:szCs w:val="19"/>
               </w:rPr>
-              <w:t xml:space="preserve">Y 속도를 남겨야 낙하가 유지된다</w:t>
+              <w:t xml:space="preserve">조건을 자세히 줄수록 쓸 만한 답</w:t>
             </w:r>
           </w:p>
         </w:tc>
@@ -4119,7 +4247,127 @@
           <w:sz w:val="28"/>
           <w:szCs w:val="28"/>
         </w:rPr>
-        <w:t xml:space="preserve">5. 스크린샷</w:t>
+        <w:t xml:space="preserve">5. 키 비주얼</w:t>
+      </w:r>
+    </w:p>
+    <w:p>
+      <w:pPr>
+        <w:spacing w:after="120" w:before="0"/>
+      </w:pPr>
+      <w:r>
+        <w:rPr>
+          <w:rFonts w:ascii="Malgun Gothic" w:cs="Malgun Gothic" w:eastAsia="Malgun Gothic" w:hAnsi="Malgun Gothic"/>
+          <w:color w:val="5F6B78"/>
+          <w:sz w:val="18"/>
+          <w:szCs w:val="18"/>
+        </w:rPr>
+        <w:t xml:space="preserve">AI로 만든 타이틀 배경 후보 (KeyVisual_01.png)를 붙여넣기. 아래에 사용한 도구 이름을 적습니다.</w:t>
+      </w:r>
+    </w:p>
+    <w:tbl>
+      <w:tblPr>
+        <w:tblW w:type="dxa" w:w="9638"/>
+        <w:tblBorders>
+          <w:top w:val="single" w:color="auto" w:sz="4"/>
+          <w:left w:val="single" w:color="auto" w:sz="4"/>
+          <w:bottom w:val="single" w:color="auto" w:sz="4"/>
+          <w:right w:val="single" w:color="auto" w:sz="4"/>
+          <w:insideH w:val="single" w:color="auto" w:sz="4"/>
+          <w:insideV w:val="single" w:color="auto" w:sz="4"/>
+        </w:tblBorders>
+      </w:tblPr>
+      <w:tblGrid>
+        <w:gridCol w:w="9638"/>
+      </w:tblGrid>
+      <w:tr>
+        <w:tc>
+          <w:tcPr>
+            <w:tcW w:type="dxa" w:w="9638"/>
+            <w:tcBorders>
+              <w:top w:val="single" w:color="B8C0C8" w:sz="4"/>
+              <w:left w:val="single" w:color="B8C0C8" w:sz="4"/>
+              <w:bottom w:val="single" w:color="B8C0C8" w:sz="4"/>
+              <w:right w:val="single" w:color="B8C0C8" w:sz="4"/>
+            </w:tcBorders>
+            <w:shd w:fill="1E242B" w:color="auto" w:val="clear"/>
+            <w:tcMar>
+              <w:top w:type="dxa" w:w="60"/>
+              <w:left w:type="dxa" w:w="100"/>
+              <w:bottom w:type="dxa" w:w="60"/>
+              <w:right w:type="dxa" w:w="100"/>
+            </w:tcMar>
+          </w:tcPr>
+          <w:p>
+            <w:r>
+              <w:rPr>
+                <w:rFonts w:ascii="Malgun Gothic" w:cs="Malgun Gothic" w:eastAsia="Malgun Gothic" w:hAnsi="Malgun Gothic"/>
+                <w:b/>
+                <w:bCs/>
+                <w:color w:val="FFFFFF"/>
+                <w:sz w:val="19"/>
+                <w:szCs w:val="19"/>
+              </w:rPr>
+              <w:t xml:space="preserve">키 비주얼 — 도구: </w:t>
+            </w:r>
+          </w:p>
+        </w:tc>
+      </w:tr>
+      <w:tr>
+        <w:trPr>
+          <w:trHeight w:val="3600" w:hRule="atLeast"/>
+        </w:trPr>
+        <w:tc>
+          <w:tcPr>
+            <w:tcW w:type="dxa" w:w="9638"/>
+            <w:tcBorders>
+              <w:top w:val="single" w:color="B8C0C8" w:sz="4"/>
+              <w:left w:val="single" w:color="B8C0C8" w:sz="4"/>
+              <w:bottom w:val="single" w:color="B8C0C8" w:sz="4"/>
+              <w:right w:val="single" w:color="B8C0C8" w:sz="4"/>
+            </w:tcBorders>
+            <w:tcMar>
+              <w:top w:type="dxa" w:w="60"/>
+              <w:left w:type="dxa" w:w="100"/>
+              <w:bottom w:type="dxa" w:w="60"/>
+              <w:right w:type="dxa" w:w="100"/>
+            </w:tcMar>
+          </w:tcPr>
+          <w:p>
+            <w:r>
+              <w:rPr>
+                <w:rFonts w:ascii="Malgun Gothic" w:cs="Malgun Gothic" w:eastAsia="Malgun Gothic" w:hAnsi="Malgun Gothic"/>
+                <w:sz w:val="19"/>
+                <w:szCs w:val="19"/>
+              </w:rPr>
+              <w:t xml:space="preserve"/>
+            </w:r>
+          </w:p>
+        </w:tc>
+      </w:tr>
+    </w:tbl>
+    <w:p>
+      <w:r>
+        <w:br w:type="page"/>
+      </w:r>
+    </w:p>
+    <w:p>
+      <w:pPr>
+        <w:pStyle w:val="Heading1"/>
+        <w:pBdr>
+          <w:bottom w:val="single" w:color="E07A2E" w:sz="8" w:space="2"/>
+        </w:pBdr>
+        <w:spacing w:after="100" w:before="280"/>
+      </w:pPr>
+      <w:r>
+        <w:rPr>
+          <w:rFonts w:ascii="Malgun Gothic" w:cs="Malgun Gothic" w:eastAsia="Malgun Gothic" w:hAnsi="Malgun Gothic"/>
+          <w:b/>
+          <w:bCs/>
+          <w:color w:val="1E242B"/>
+          <w:sz w:val="28"/>
+          <w:szCs w:val="28"/>
+        </w:rPr>
+        <w:t xml:space="preserve">6. 스크린샷</w:t>
       </w:r>
     </w:p>
     <w:p>
